--- a/unified/docx/beckn-schemas.docx
+++ b/unified/docx/beckn-schemas.docx
@@ -1128,7 +1128,7 @@
               <w:pStyle w:val="Compact"/>
             </w:pPr>
             <w:r>
-              <w:t xml:space="preserve">TB programme (TIBU integration): screening, treatment, supervision, post-TB care</w:t>
+              <w:t xml:space="preserve">TB vertical (disease-programme register integration): screening, treatment, supervision, post-TB care</w:t>
             </w:r>
           </w:p>
         </w:tc>
@@ -9579,7 +9579,7 @@
         <w:rPr>
           <w:rStyle w:val="VerbatimChar"/>
         </w:rPr>
-        <w:t xml:space="preserve">  "seekerUuid": "TIBU-PAT-554321",</w:t>
+        <w:t xml:space="preserve">  "seekerUuid": "HLTH-PAT-554321",</w:t>
       </w:r>
       <w:r>
         <w:br/>
@@ -9728,7 +9728,7 @@
         <w:rPr>
           <w:rStyle w:val="VerbatimChar"/>
         </w:rPr>
-        <w:t xml:space="preserve">  "seekerUuid": "TIBU-PAT-554321",</w:t>
+        <w:t xml:space="preserve">  "seekerUuid": "HLTH-PAT-554321",</w:t>
       </w:r>
       <w:r>
         <w:br/>
@@ -13490,7 +13490,7 @@
         <w:rPr>
           <w:rStyle w:val="VerbatimChar"/>
         </w:rPr>
-        <w:t xml:space="preserve">  "orderAttributes": { "seekerUuid": "TIBU-PAT-554321", "recordReference": "fhir:DiagnosticReport/tb-554321-001", "outcomeRecorded": true, "outcomeType": "TB_POSITIVE", "consentGiven": true }</w:t>
+        <w:t xml:space="preserve">  "orderAttributes": { "seekerUuid": "HLTH-PAT-554321", "recordReference": "fhir:DiagnosticReport/tb-554321-001", "outcomeRecorded": true, "outcomeType": "TB_POSITIVE", "consentGiven": true }</w:t>
       </w:r>
       <w:r>
         <w:br/>
@@ -13736,7 +13736,7 @@
         <w:rPr>
           <w:rStyle w:val="VerbatimChar"/>
         </w:rPr>
-        <w:t xml:space="preserve">  "orderAttributes": { "seekerUuid": "TIBU-PAT-554321", "outcomeRecorded": true, "outcomeType": "TREATMENT_COMPLETED", "adverseEventReported": true, "adverseEventDetails": { "eventType": "Hepatotoxicity", "severity": "MODERATE", "action": "Regimen modified", "outcome": "Resolved" } }</w:t>
+        <w:t xml:space="preserve">  "orderAttributes": { "seekerUuid": "HLTH-PAT-554321", "outcomeRecorded": true, "outcomeType": "TREATMENT_COMPLETED", "adverseEventReported": true, "adverseEventDetails": { "eventType": "Hepatotoxicity", "severity": "MODERATE", "action": "Regimen modified", "outcome": "Resolved" } }</w:t>
       </w:r>
       <w:r>
         <w:br/>

--- a/unified/docx/beckn-schemas.docx
+++ b/unified/docx/beckn-schemas.docx
@@ -10,7 +10,7 @@
         <w:t xml:space="preserve">NFH-Kuza-Google — Beckn Schema Definitions (Domain-Agnostic)</w:t>
       </w:r>
     </w:p>
-    <w:bookmarkStart w:id="82" w:name="nfh-kuza-google-beckn-schema-definitions"/>
+    <w:bookmarkStart w:id="88" w:name="nfh-kuza-google-beckn-schema-definitions"/>
     <w:p>
       <w:pPr>
         <w:pStyle w:val="Heading1"/>
@@ -895,7 +895,55 @@
         <w:pStyle w:val="BodyText"/>
       </w:pPr>
       <w:r>
-        <w:t xml:space="preserve">TB symptom screening, GeneXpert, X-ray</w:t>
+        <w:t xml:space="preserve">TB symptom screening, GeneXpert, X-ray (seeker-initiated)</w:t>
+      </w:r>
+    </w:p>
+    <w:p>
+      <w:pPr>
+        <w:pStyle w:val="BodyText"/>
+      </w:pPr>
+      <w:r>
+        <w:t xml:space="preserve">health-tb-acf</w:t>
+      </w:r>
+    </w:p>
+    <w:p>
+      <w:pPr>
+        <w:pStyle w:val="BodyText"/>
+      </w:pPr>
+      <w:r>
+        <w:t xml:space="preserve">health-services</w:t>
+      </w:r>
+    </w:p>
+    <w:p>
+      <w:pPr>
+        <w:pStyle w:val="BodyText"/>
+      </w:pPr>
+      <w:r>
+        <w:t xml:space="preserve">Active Case Finding — CHP community outreach (provider-initiated, batched)</w:t>
+      </w:r>
+    </w:p>
+    <w:p>
+      <w:pPr>
+        <w:pStyle w:val="BodyText"/>
+      </w:pPr>
+      <w:r>
+        <w:t xml:space="preserve">health-tb-contact-tracing</w:t>
+      </w:r>
+    </w:p>
+    <w:p>
+      <w:pPr>
+        <w:pStyle w:val="BodyText"/>
+      </w:pPr>
+      <w:r>
+        <w:t xml:space="preserve">health-services</w:t>
+      </w:r>
+    </w:p>
+    <w:p>
+      <w:pPr>
+        <w:pStyle w:val="BodyText"/>
+      </w:pPr>
+      <w:r>
+        <w:t xml:space="preserve">Contact investigation (system-initiated cascade)</w:t>
       </w:r>
     </w:p>
     <w:p>
@@ -7716,6 +7764,359 @@
               <w:rPr>
                 <w:rStyle w:val="VerbatimChar"/>
               </w:rPr>
+              <w:t xml:space="preserve">initiationMode</w:t>
+            </w:r>
+          </w:p>
+        </w:tc>
+        <w:tc>
+          <w:tcPr/>
+          <w:p>
+            <w:pPr>
+              <w:pStyle w:val="Compact"/>
+            </w:pPr>
+            <w:r>
+              <w:rPr>
+                <w:rStyle w:val="VerbatimChar"/>
+              </w:rPr>
+              <w:t xml:space="preserve">enum</w:t>
+            </w:r>
+          </w:p>
+        </w:tc>
+        <w:tc>
+          <w:tcPr/>
+          <w:p>
+            <w:pPr>
+              <w:pStyle w:val="Compact"/>
+            </w:pPr>
+            <w:r>
+              <w:t xml:space="preserve">Optional</w:t>
+            </w:r>
+          </w:p>
+        </w:tc>
+        <w:tc>
+          <w:tcPr/>
+          <w:p>
+            <w:pPr>
+              <w:pStyle w:val="Compact"/>
+            </w:pPr>
+            <w:r>
+              <w:t xml:space="preserve">SEEKER_INITIATED</w:t>
+            </w:r>
+            <w:r>
+              <w:t xml:space="preserve"> </w:t>
+            </w:r>
+            <w:r>
+              <w:t xml:space="preserve">PROVIDER_INITIATED</w:t>
+            </w:r>
+            <w:r>
+              <w:t xml:space="preserve"> </w:t>
+            </w:r>
+            <w:r>
+              <w:t xml:space="preserve">SYSTEM_INITIATED</w:t>
+            </w:r>
+            <w:r>
+              <w:t xml:space="preserve"> </w:t>
+            </w:r>
+            <w:r>
+              <w:t xml:space="preserve">— defaults to</w:t>
+            </w:r>
+            <w:r>
+              <w:t xml:space="preserve"> </w:t>
+            </w:r>
+            <w:r>
+              <w:rPr>
+                <w:rStyle w:val="VerbatimChar"/>
+              </w:rPr>
+              <w:t xml:space="preserve">SEEKER_INITIATED</w:t>
+            </w:r>
+          </w:p>
+        </w:tc>
+      </w:tr>
+      <w:tr>
+        <w:tc>
+          <w:tcPr/>
+          <w:p>
+            <w:pPr>
+              <w:pStyle w:val="Compact"/>
+            </w:pPr>
+            <w:r>
+              <w:rPr>
+                <w:rStyle w:val="VerbatimChar"/>
+              </w:rPr>
+              <w:t xml:space="preserve">triggerFlowId</w:t>
+            </w:r>
+          </w:p>
+        </w:tc>
+        <w:tc>
+          <w:tcPr/>
+          <w:p>
+            <w:pPr>
+              <w:pStyle w:val="Compact"/>
+            </w:pPr>
+            <w:r>
+              <w:rPr>
+                <w:rStyle w:val="VerbatimChar"/>
+              </w:rPr>
+              <w:t xml:space="preserve">string</w:t>
+            </w:r>
+          </w:p>
+        </w:tc>
+        <w:tc>
+          <w:tcPr/>
+          <w:p>
+            <w:pPr>
+              <w:pStyle w:val="Compact"/>
+            </w:pPr>
+            <w:r>
+              <w:t xml:space="preserve">Optional</w:t>
+            </w:r>
+          </w:p>
+        </w:tc>
+        <w:tc>
+          <w:tcPr/>
+          <w:p>
+            <w:pPr>
+              <w:pStyle w:val="Compact"/>
+            </w:pPr>
+            <w:r>
+              <w:t xml:space="preserve">Reference to the parent flow that spawned this one (for cascades — contact tracing, outbreak response, scheduled follow-up). Absent for root flows.</w:t>
+            </w:r>
+          </w:p>
+        </w:tc>
+      </w:tr>
+      <w:tr>
+        <w:tc>
+          <w:tcPr/>
+          <w:p>
+            <w:pPr>
+              <w:pStyle w:val="Compact"/>
+            </w:pPr>
+            <w:r>
+              <w:rPr>
+                <w:rStyle w:val="VerbatimChar"/>
+              </w:rPr>
+              <w:t xml:space="preserve">triggerReason</w:t>
+            </w:r>
+          </w:p>
+        </w:tc>
+        <w:tc>
+          <w:tcPr/>
+          <w:p>
+            <w:pPr>
+              <w:pStyle w:val="Compact"/>
+            </w:pPr>
+            <w:r>
+              <w:rPr>
+                <w:rStyle w:val="VerbatimChar"/>
+              </w:rPr>
+              <w:t xml:space="preserve">string</w:t>
+            </w:r>
+          </w:p>
+        </w:tc>
+        <w:tc>
+          <w:tcPr/>
+          <w:p>
+            <w:pPr>
+              <w:pStyle w:val="Compact"/>
+            </w:pPr>
+            <w:r>
+              <w:t xml:space="preserve">Optional</w:t>
+            </w:r>
+          </w:p>
+        </w:tc>
+        <w:tc>
+          <w:tcPr/>
+          <w:p>
+            <w:pPr>
+              <w:pStyle w:val="Compact"/>
+            </w:pPr>
+            <w:r>
+              <w:t xml:space="preserve">Why this flow was cascaded (e.g.</w:t>
+            </w:r>
+            <w:r>
+              <w:t xml:space="preserve"> </w:t>
+            </w:r>
+            <w:r>
+              <w:rPr>
+                <w:rStyle w:val="VerbatimChar"/>
+              </w:rPr>
+              <w:t xml:space="preserve">"CONTACT_OF_POSITIVE"</w:t>
+            </w:r>
+            <w:r>
+              <w:t xml:space="preserve">,</w:t>
+            </w:r>
+            <w:r>
+              <w:t xml:space="preserve"> </w:t>
+            </w:r>
+            <w:r>
+              <w:rPr>
+                <w:rStyle w:val="VerbatimChar"/>
+              </w:rPr>
+              <w:t xml:space="preserve">"OUTBREAK_QUARANTINE"</w:t>
+            </w:r>
+            <w:r>
+              <w:t xml:space="preserve">,</w:t>
+            </w:r>
+            <w:r>
+              <w:t xml:space="preserve"> </w:t>
+            </w:r>
+            <w:r>
+              <w:rPr>
+                <w:rStyle w:val="VerbatimChar"/>
+              </w:rPr>
+              <w:t xml:space="preserve">"SCHEDULED_FOLLOWUP"</w:t>
+            </w:r>
+            <w:r>
+              <w:t xml:space="preserve">,</w:t>
+            </w:r>
+            <w:r>
+              <w:t xml:space="preserve"> </w:t>
+            </w:r>
+            <w:r>
+              <w:rPr>
+                <w:rStyle w:val="VerbatimChar"/>
+              </w:rPr>
+              <w:t xml:space="preserve">"ROUTINE_RECALL"</w:t>
+            </w:r>
+            <w:r>
+              <w:t xml:space="preserve">)</w:t>
+            </w:r>
+          </w:p>
+        </w:tc>
+      </w:tr>
+      <w:tr>
+        <w:tc>
+          <w:tcPr/>
+          <w:p>
+            <w:pPr>
+              <w:pStyle w:val="Compact"/>
+            </w:pPr>
+            <w:r>
+              <w:rPr>
+                <w:rStyle w:val="VerbatimChar"/>
+              </w:rPr>
+              <w:t xml:space="preserve">batchId</w:t>
+            </w:r>
+          </w:p>
+        </w:tc>
+        <w:tc>
+          <w:tcPr/>
+          <w:p>
+            <w:pPr>
+              <w:pStyle w:val="Compact"/>
+            </w:pPr>
+            <w:r>
+              <w:rPr>
+                <w:rStyle w:val="VerbatimChar"/>
+              </w:rPr>
+              <w:t xml:space="preserve">string</w:t>
+            </w:r>
+          </w:p>
+        </w:tc>
+        <w:tc>
+          <w:tcPr/>
+          <w:p>
+            <w:pPr>
+              <w:pStyle w:val="Compact"/>
+            </w:pPr>
+            <w:r>
+              <w:t xml:space="preserve">Optional</w:t>
+            </w:r>
+          </w:p>
+        </w:tc>
+        <w:tc>
+          <w:tcPr/>
+          <w:p>
+            <w:pPr>
+              <w:pStyle w:val="Compact"/>
+            </w:pPr>
+            <w:r>
+              <w:t xml:space="preserve">Groups individual flows into a shared session (e.g. one CHP's village-visit covering 40 screenings). UUID.</w:t>
+            </w:r>
+          </w:p>
+        </w:tc>
+      </w:tr>
+      <w:tr>
+        <w:tc>
+          <w:tcPr/>
+          <w:p>
+            <w:pPr>
+              <w:pStyle w:val="Compact"/>
+            </w:pPr>
+            <w:r>
+              <w:rPr>
+                <w:rStyle w:val="VerbatimChar"/>
+              </w:rPr>
+              <w:t xml:space="preserve">batchType</w:t>
+            </w:r>
+          </w:p>
+        </w:tc>
+        <w:tc>
+          <w:tcPr/>
+          <w:p>
+            <w:pPr>
+              <w:pStyle w:val="Compact"/>
+            </w:pPr>
+            <w:r>
+              <w:rPr>
+                <w:rStyle w:val="VerbatimChar"/>
+              </w:rPr>
+              <w:t xml:space="preserve">enum</w:t>
+            </w:r>
+          </w:p>
+        </w:tc>
+        <w:tc>
+          <w:tcPr/>
+          <w:p>
+            <w:pPr>
+              <w:pStyle w:val="Compact"/>
+            </w:pPr>
+            <w:r>
+              <w:t xml:space="preserve">Optional</w:t>
+            </w:r>
+          </w:p>
+        </w:tc>
+        <w:tc>
+          <w:tcPr/>
+          <w:p>
+            <w:pPr>
+              <w:pStyle w:val="Compact"/>
+            </w:pPr>
+            <w:r>
+              <w:t xml:space="preserve">CAMPAIGN</w:t>
+            </w:r>
+            <w:r>
+              <w:t xml:space="preserve"> </w:t>
+            </w:r>
+            <w:r>
+              <w:t xml:space="preserve">COMMUNITY_VISIT</w:t>
+            </w:r>
+            <w:r>
+              <w:t xml:space="preserve"> </w:t>
+            </w:r>
+            <w:r>
+              <w:t xml:space="preserve">CONTACT_TRACING_SESSION</w:t>
+            </w:r>
+            <w:r>
+              <w:t xml:space="preserve"> </w:t>
+            </w:r>
+            <w:r>
+              <w:t xml:space="preserve">OUTBREAK_RESPONSE</w:t>
+            </w:r>
+          </w:p>
+        </w:tc>
+      </w:tr>
+      <w:tr>
+        <w:tc>
+          <w:tcPr/>
+          <w:p>
+            <w:pPr>
+              <w:pStyle w:val="Compact"/>
+            </w:pPr>
+            <w:r>
+              <w:rPr>
+                <w:rStyle w:val="VerbatimChar"/>
+              </w:rPr>
               <w:t xml:space="preserve">providerCredentialId</w:t>
             </w:r>
           </w:p>
@@ -9029,6 +9430,96 @@
           <w:rStyle w:val="VerbatimChar"/>
         </w:rPr>
         <w:t xml:space="preserve">    seekerUuid: { type: string }</w:t>
+      </w:r>
+      <w:r>
+        <w:br/>
+      </w:r>
+      <w:r>
+        <w:rPr>
+          <w:rStyle w:val="VerbatimChar"/>
+        </w:rPr>
+        <w:t xml:space="preserve">    initiationMode:</w:t>
+      </w:r>
+      <w:r>
+        <w:br/>
+      </w:r>
+      <w:r>
+        <w:rPr>
+          <w:rStyle w:val="VerbatimChar"/>
+        </w:rPr>
+        <w:t xml:space="preserve">      type: string</w:t>
+      </w:r>
+      <w:r>
+        <w:br/>
+      </w:r>
+      <w:r>
+        <w:rPr>
+          <w:rStyle w:val="VerbatimChar"/>
+        </w:rPr>
+        <w:t xml:space="preserve">      enum: [SEEKER_INITIATED, PROVIDER_INITIATED, SYSTEM_INITIATED]</w:t>
+      </w:r>
+      <w:r>
+        <w:br/>
+      </w:r>
+      <w:r>
+        <w:rPr>
+          <w:rStyle w:val="VerbatimChar"/>
+        </w:rPr>
+        <w:t xml:space="preserve">      default: SEEKER_INITIATED</w:t>
+      </w:r>
+      <w:r>
+        <w:br/>
+      </w:r>
+      <w:r>
+        <w:rPr>
+          <w:rStyle w:val="VerbatimChar"/>
+        </w:rPr>
+        <w:t xml:space="preserve">    triggerFlowId: { type: string, description: "Parent flow that spawned this cascade" }</w:t>
+      </w:r>
+      <w:r>
+        <w:br/>
+      </w:r>
+      <w:r>
+        <w:rPr>
+          <w:rStyle w:val="VerbatimChar"/>
+        </w:rPr>
+        <w:t xml:space="preserve">    triggerReason: { type: string, description: "e.g. CONTACT_OF_POSITIVE, OUTBREAK_QUARANTINE, SCHEDULED_FOLLOWUP" }</w:t>
+      </w:r>
+      <w:r>
+        <w:br/>
+      </w:r>
+      <w:r>
+        <w:rPr>
+          <w:rStyle w:val="VerbatimChar"/>
+        </w:rPr>
+        <w:t xml:space="preserve">    batchId: { type: string, description: "UUID grouping individual flows into a shared session" }</w:t>
+      </w:r>
+      <w:r>
+        <w:br/>
+      </w:r>
+      <w:r>
+        <w:rPr>
+          <w:rStyle w:val="VerbatimChar"/>
+        </w:rPr>
+        <w:t xml:space="preserve">    batchType:</w:t>
+      </w:r>
+      <w:r>
+        <w:br/>
+      </w:r>
+      <w:r>
+        <w:rPr>
+          <w:rStyle w:val="VerbatimChar"/>
+        </w:rPr>
+        <w:t xml:space="preserve">      type: string</w:t>
+      </w:r>
+      <w:r>
+        <w:br/>
+      </w:r>
+      <w:r>
+        <w:rPr>
+          <w:rStyle w:val="VerbatimChar"/>
+        </w:rPr>
+        <w:t xml:space="preserve">      enum: [CAMPAIGN, COMMUNITY_VISIT, CONTACT_TRACING_SESSION, OUTBREAK_RESPONSE]</w:t>
       </w:r>
       <w:r>
         <w:br/>
@@ -11784,7 +12275,7 @@
       </w:r>
     </w:p>
     <w:bookmarkEnd w:id="46"/>
-    <w:bookmarkStart w:id="77" w:name="vertical-cookbook"/>
+    <w:bookmarkStart w:id="83" w:name="vertical-cookbook"/>
     <w:p>
       <w:pPr>
         <w:pStyle w:val="Heading2"/>
@@ -13504,7 +13995,7 @@
     </w:p>
     <w:bookmarkEnd w:id="66"/>
     <w:bookmarkEnd w:id="67"/>
-    <w:bookmarkStart w:id="70" w:name="vert-tb-treatment"/>
+    <w:bookmarkStart w:id="70" w:name="vert-tb-acf"/>
     <w:p>
       <w:pPr>
         <w:pStyle w:val="FirstParagraph"/>
@@ -13516,7 +14007,7 @@
         <w:t xml:space="preserve"> </w:t>
       </w:r>
       <w:r>
-        <w:t xml:space="preserve">health-tb-treatment</w:t>
+        <w:t xml:space="preserve">health-tb-acf</w:t>
       </w:r>
     </w:p>
     <w:p>
@@ -13524,16 +14015,43 @@
         <w:pStyle w:val="BodyText"/>
       </w:pPr>
       <w:r>
-        <w:t xml:space="preserve">DSTB / DRTB / TPT regimens with adherence tracking and adverse-event reporting.</w:t>
-      </w:r>
-    </w:p>
-    <w:bookmarkStart w:id="68" w:name="verticalattributes-shape-7"/>
+        <w:t xml:space="preserve">Active Case Finding — CHP-initiated community screening. One CHP visits a village and screens many people in one session. This is</w:t>
+      </w:r>
+      <w:r>
+        <w:t xml:space="preserve"> </w:t>
+      </w:r>
+      <w:r>
+        <w:rPr>
+          <w:rStyle w:val="VerbatimChar"/>
+        </w:rPr>
+        <w:t xml:space="preserve">PROVIDER_INITIATED</w:t>
+      </w:r>
+      <w:r>
+        <w:t xml:space="preserve"> </w:t>
+      </w:r>
+      <w:r>
+        <w:t xml:space="preserve">with a shared</w:t>
+      </w:r>
+      <w:r>
+        <w:t xml:space="preserve"> </w:t>
+      </w:r>
+      <w:r>
+        <w:rPr>
+          <w:rStyle w:val="VerbatimChar"/>
+        </w:rPr>
+        <w:t xml:space="preserve">batchId</w:t>
+      </w:r>
+      <w:r>
+        <w:t xml:space="preserve">.</w:t>
+      </w:r>
+    </w:p>
+    <w:bookmarkStart w:id="68" w:name="X6b3fe6adea9937b57c1c5ca9fe3412049effb0a"/>
     <w:p>
       <w:pPr>
         <w:pStyle w:val="Heading4"/>
       </w:pPr>
       <w:r>
-        <w:t xml:space="preserve">verticalAttributes shape</w:t>
+        <w:t xml:space="preserve">verticalAttributes shape (per individual flow in the batch)</w:t>
       </w:r>
     </w:p>
     <w:p>
@@ -13553,70 +14071,43 @@
         <w:rPr>
           <w:rStyle w:val="VerbatimChar"/>
         </w:rPr>
-        <w:t xml:space="preserve">  "vertical": "health-tb-treatment",</w:t>
-      </w:r>
-      <w:r>
-        <w:br/>
-      </w:r>
-      <w:r>
-        <w:rPr>
-          <w:rStyle w:val="VerbatimChar"/>
-        </w:rPr>
-        <w:t xml:space="preserve">  "treatmentType": "DSTB",</w:t>
-      </w:r>
-      <w:r>
-        <w:br/>
-      </w:r>
-      <w:r>
-        <w:rPr>
-          <w:rStyle w:val="VerbatimChar"/>
-        </w:rPr>
-        <w:t xml:space="preserve">  "regimenName": "2HRZE/4HR",</w:t>
-      </w:r>
-      <w:r>
-        <w:br/>
-      </w:r>
-      <w:r>
-        <w:rPr>
-          <w:rStyle w:val="VerbatimChar"/>
-        </w:rPr>
-        <w:t xml:space="preserve">  "treatmentDurationDays": 180,</w:t>
-      </w:r>
-      <w:r>
-        <w:br/>
-      </w:r>
-      <w:r>
-        <w:rPr>
-          <w:rStyle w:val="VerbatimChar"/>
-        </w:rPr>
-        <w:t xml:space="preserve">  "frequency": "Daily DOT",</w:t>
-      </w:r>
-      <w:r>
-        <w:br/>
-      </w:r>
-      <w:r>
-        <w:rPr>
-          <w:rStyle w:val="VerbatimChar"/>
-        </w:rPr>
-        <w:t xml:space="preserve">  "monitoring": ["Sputum culture", "Liver function"],</w:t>
-      </w:r>
-      <w:r>
-        <w:br/>
-      </w:r>
-      <w:r>
-        <w:rPr>
-          <w:rStyle w:val="VerbatimChar"/>
-        </w:rPr>
-        <w:t xml:space="preserve">  "adherenceTracking": true,</w:t>
-      </w:r>
-      <w:r>
-        <w:br/>
-      </w:r>
-      <w:r>
-        <w:rPr>
-          <w:rStyle w:val="VerbatimChar"/>
-        </w:rPr>
-        <w:t xml:space="preserve">  "adverseEventReporting": true</w:t>
+        <w:t xml:space="preserve">  "vertical": "health-tb-acf",</w:t>
+      </w:r>
+      <w:r>
+        <w:br/>
+      </w:r>
+      <w:r>
+        <w:rPr>
+          <w:rStyle w:val="VerbatimChar"/>
+        </w:rPr>
+        <w:t xml:space="preserve">  "screeningType": "SYMPTOM_SCREENING",</w:t>
+      </w:r>
+      <w:r>
+        <w:br/>
+      </w:r>
+      <w:r>
+        <w:rPr>
+          <w:rStyle w:val="VerbatimChar"/>
+        </w:rPr>
+        <w:t xml:space="preserve">  "diseaseTarget": "Tuberculosis",</w:t>
+      </w:r>
+      <w:r>
+        <w:br/>
+      </w:r>
+      <w:r>
+        <w:rPr>
+          <w:rStyle w:val="VerbatimChar"/>
+        </w:rPr>
+        <w:t xml:space="preserve">  "outreachType": "COMMUNITY_VISIT",</w:t>
+      </w:r>
+      <w:r>
+        <w:br/>
+      </w:r>
+      <w:r>
+        <w:rPr>
+          <w:rStyle w:val="VerbatimChar"/>
+        </w:rPr>
+        <w:t xml:space="preserve">  "referralIfPositive": { "to": "GeneXpert Collection Point", "urgency": "ROUTINE" }</w:t>
       </w:r>
       <w:r>
         <w:br/>
@@ -13629,13 +14120,13 @@
       </w:r>
     </w:p>
     <w:bookmarkEnd w:id="68"/>
-    <w:bookmarkStart w:id="69" w:name="full-beckn-message-5"/>
+    <w:bookmarkStart w:id="69" w:name="X940147b6b18865beee6aa5dab3815fa85b62baa"/>
     <w:p>
       <w:pPr>
         <w:pStyle w:val="Heading4"/>
       </w:pPr>
       <w:r>
-        <w:t xml:space="preserve">Full Beckn message</w:t>
+        <w:t xml:space="preserve">Full Beckn message (one of 40 screenings in the session)</w:t>
       </w:r>
     </w:p>
     <w:p>
@@ -13673,34 +14164,25 @@
         <w:rPr>
           <w:rStyle w:val="VerbatimChar"/>
         </w:rPr>
-        <w:t xml:space="preserve">    "subCategory": { "code": "tb-treatment", "name": "TB Treatment" },</w:t>
-      </w:r>
-      <w:r>
-        <w:br/>
-      </w:r>
-      <w:r>
-        <w:rPr>
-          <w:rStyle w:val="VerbatimChar"/>
-        </w:rPr>
-        <w:t xml:space="preserve">    "serviceName": "DSTB Regimen 2HRZE/4HR", "serviceMode": "FACILITY_VISIT",</w:t>
-      </w:r>
-      <w:r>
-        <w:br/>
-      </w:r>
-      <w:r>
-        <w:rPr>
-          <w:rStyle w:val="VerbatimChar"/>
-        </w:rPr>
-        <w:t xml:space="preserve">    "duration": "P180D", "frequency": "RECURRING",</w:t>
-      </w:r>
-      <w:r>
-        <w:br/>
-      </w:r>
-      <w:r>
-        <w:rPr>
-          <w:rStyle w:val="VerbatimChar"/>
-        </w:rPr>
-        <w:t xml:space="preserve">    "verticalAttributes": { "vertical": "health-tb-treatment", "treatmentType": "DSTB", "regimenName": "2HRZE/4HR", "treatmentDurationDays": 180 }</w:t>
+        <w:t xml:space="preserve">    "subCategory": { "code": "tb-screening", "name": "TB Screening" },</w:t>
+      </w:r>
+      <w:r>
+        <w:br/>
+      </w:r>
+      <w:r>
+        <w:rPr>
+          <w:rStyle w:val="VerbatimChar"/>
+        </w:rPr>
+        <w:t xml:space="preserve">    "serviceName": "TB Symptom Screening (Outreach)", "serviceMode": "ON_SITE_VISIT",</w:t>
+      </w:r>
+      <w:r>
+        <w:br/>
+      </w:r>
+      <w:r>
+        <w:rPr>
+          <w:rStyle w:val="VerbatimChar"/>
+        </w:rPr>
+        <w:t xml:space="preserve">    "verticalAttributes": { "vertical": "health-tb-acf", "screeningType": "SYMPTOM_SCREENING", "outreachType": "COMMUNITY_VISIT" }</w:t>
       </w:r>
       <w:r>
         <w:br/>
@@ -13718,25 +14200,88 @@
         <w:rPr>
           <w:rStyle w:val="VerbatimChar"/>
         </w:rPr>
-        <w:t xml:space="preserve">  "offerAttributes": { "priceAmount": 0, "pricingModel": "FREE", "isFreeAtPointOfCare": true, "coveredBy": "GOVERNMENT_PROGRAM" },</w:t>
-      </w:r>
-      <w:r>
-        <w:br/>
-      </w:r>
-      <w:r>
-        <w:rPr>
-          <w:rStyle w:val="VerbatimChar"/>
-        </w:rPr>
-        <w:t xml:space="preserve">  "fulfillmentAttributes": { "seekerLocation": { "county": "Nairobi", "subCounty": "Kibra" }, "providerCredentialRequired": "Clinical Officer", "deliveryMode": "FACILITY_VISIT", "serviceStatus": "RECORDED", "followUpRequired": true },</w:t>
-      </w:r>
-      <w:r>
-        <w:br/>
-      </w:r>
-      <w:r>
-        <w:rPr>
-          <w:rStyle w:val="VerbatimChar"/>
-        </w:rPr>
-        <w:t xml:space="preserve">  "orderAttributes": { "seekerUuid": "HLTH-PAT-554321", "outcomeRecorded": true, "outcomeType": "TREATMENT_COMPLETED", "adverseEventReported": true, "adverseEventDetails": { "eventType": "Hepatotoxicity", "severity": "MODERATE", "action": "Regimen modified", "outcome": "Resolved" } }</w:t>
+        <w:t xml:space="preserve">  "offerAttributes": { "priceAmount": 0, "pricingModel": "FREE", "isFreeAtPointOfCare": true },</w:t>
+      </w:r>
+      <w:r>
+        <w:br/>
+      </w:r>
+      <w:r>
+        <w:rPr>
+          <w:rStyle w:val="VerbatimChar"/>
+        </w:rPr>
+        <w:t xml:space="preserve">  "fulfillmentAttributes": { "seekerLocation": { "county": "Kisumu", "subCounty": "Nyakach", "village": "Katolo" }, "providerCredentialRequired": "CHP", "deliveryMode": "ON_SITE", "serviceStatus": "DELIVERED" },</w:t>
+      </w:r>
+      <w:r>
+        <w:br/>
+      </w:r>
+      <w:r>
+        <w:rPr>
+          <w:rStyle w:val="VerbatimChar"/>
+        </w:rPr>
+        <w:t xml:space="preserve">  "orderAttributes": {</w:t>
+      </w:r>
+      <w:r>
+        <w:br/>
+      </w:r>
+      <w:r>
+        <w:rPr>
+          <w:rStyle w:val="VerbatimChar"/>
+        </w:rPr>
+        <w:t xml:space="preserve">    "seekerUuid": "HLTH-PAT-778891",</w:t>
+      </w:r>
+      <w:r>
+        <w:br/>
+      </w:r>
+      <w:r>
+        <w:rPr>
+          <w:rStyle w:val="VerbatimChar"/>
+        </w:rPr>
+        <w:t xml:space="preserve">    "initiationMode": "PROVIDER_INITIATED",</w:t>
+      </w:r>
+      <w:r>
+        <w:br/>
+      </w:r>
+      <w:r>
+        <w:rPr>
+          <w:rStyle w:val="VerbatimChar"/>
+        </w:rPr>
+        <w:t xml:space="preserve">    "batchId": "b4f1c8d6-2025-11-15-nyakach-chp-visit",</w:t>
+      </w:r>
+      <w:r>
+        <w:br/>
+      </w:r>
+      <w:r>
+        <w:rPr>
+          <w:rStyle w:val="VerbatimChar"/>
+        </w:rPr>
+        <w:t xml:space="preserve">    "batchType": "COMMUNITY_VISIT",</w:t>
+      </w:r>
+      <w:r>
+        <w:br/>
+      </w:r>
+      <w:r>
+        <w:rPr>
+          <w:rStyle w:val="VerbatimChar"/>
+        </w:rPr>
+        <w:t xml:space="preserve">    "providerCredentialId": "CHP-KSM-4421",</w:t>
+      </w:r>
+      <w:r>
+        <w:br/>
+      </w:r>
+      <w:r>
+        <w:rPr>
+          <w:rStyle w:val="VerbatimChar"/>
+        </w:rPr>
+        <w:t xml:space="preserve">    "outcomeRecorded": true, "outcomeType": "SYMPTOMATIC_REFERRED", "followUpRequired": true</w:t>
+      </w:r>
+      <w:r>
+        <w:br/>
+      </w:r>
+      <w:r>
+        <w:rPr>
+          <w:rStyle w:val="VerbatimChar"/>
+        </w:rPr>
+        <w:t xml:space="preserve">  }</w:t>
       </w:r>
       <w:r>
         <w:br/>
@@ -13750,7 +14295,7 @@
     </w:p>
     <w:bookmarkEnd w:id="69"/>
     <w:bookmarkEnd w:id="70"/>
-    <w:bookmarkStart w:id="73" w:name="vert-tb-supervision"/>
+    <w:bookmarkStart w:id="73" w:name="vert-tb-contact-tracing"/>
     <w:p>
       <w:pPr>
         <w:pStyle w:val="FirstParagraph"/>
@@ -13762,7 +14307,7 @@
         <w:t xml:space="preserve"> </w:t>
       </w:r>
       <w:r>
-        <w:t xml:space="preserve">health-tb-supervision</w:t>
+        <w:t xml:space="preserve">health-tb-contact-tracing</w:t>
       </w:r>
     </w:p>
     <w:p>
@@ -13770,10 +14315,52 @@
         <w:pStyle w:val="BodyText"/>
       </w:pPr>
       <w:r>
-        <w:t xml:space="preserve">SCTLC / CTLC supervision visits, data-quality audits, mortality audits, mentorship. Seeker is the facility / programme; provider is the supervisor.</w:t>
-      </w:r>
-    </w:p>
-    <w:bookmarkStart w:id="71" w:name="verticalattributes-shape-8"/>
+        <w:t xml:space="preserve">Contact investigation — when a patient is confirmed TB-positive, the Flow Engine auto-creates screening flows for each identified contact. This is</w:t>
+      </w:r>
+      <w:r>
+        <w:t xml:space="preserve"> </w:t>
+      </w:r>
+      <w:r>
+        <w:rPr>
+          <w:rStyle w:val="VerbatimChar"/>
+        </w:rPr>
+        <w:t xml:space="preserve">SYSTEM_INITIATED</w:t>
+      </w:r>
+      <w:r>
+        <w:t xml:space="preserve"> </w:t>
+      </w:r>
+      <w:r>
+        <w:t xml:space="preserve">with</w:t>
+      </w:r>
+      <w:r>
+        <w:t xml:space="preserve"> </w:t>
+      </w:r>
+      <w:r>
+        <w:rPr>
+          <w:rStyle w:val="VerbatimChar"/>
+        </w:rPr>
+        <w:t xml:space="preserve">triggerFlowId</w:t>
+      </w:r>
+      <w:r>
+        <w:t xml:space="preserve"> </w:t>
+      </w:r>
+      <w:r>
+        <w:t xml:space="preserve">pointing to the index patient's flow and</w:t>
+      </w:r>
+      <w:r>
+        <w:t xml:space="preserve"> </w:t>
+      </w:r>
+      <w:r>
+        <w:rPr>
+          <w:rStyle w:val="VerbatimChar"/>
+        </w:rPr>
+        <w:t xml:space="preserve">triggerReason = CONTACT_OF_POSITIVE</w:t>
+      </w:r>
+      <w:r>
+        <w:t xml:space="preserve">.</w:t>
+      </w:r>
+    </w:p>
+    <w:bookmarkStart w:id="71" w:name="verticalattributes-shape-7"/>
     <w:p>
       <w:pPr>
         <w:pStyle w:val="Heading4"/>
@@ -13799,52 +14386,61 @@
         <w:rPr>
           <w:rStyle w:val="VerbatimChar"/>
         </w:rPr>
-        <w:t xml:space="preserve">  "vertical": "health-tb-supervision",</w:t>
-      </w:r>
-      <w:r>
-        <w:br/>
-      </w:r>
-      <w:r>
-        <w:rPr>
-          <w:rStyle w:val="VerbatimChar"/>
-        </w:rPr>
-        <w:t xml:space="preserve">  "supervisionType": "SCTLC_VISIT",</w:t>
-      </w:r>
-      <w:r>
-        <w:br/>
-      </w:r>
-      <w:r>
-        <w:rPr>
-          <w:rStyle w:val="VerbatimChar"/>
-        </w:rPr>
-        <w:t xml:space="preserve">  "targetEntity": "FACILITY",</w:t>
-      </w:r>
-      <w:r>
-        <w:br/>
-      </w:r>
-      <w:r>
-        <w:rPr>
-          <w:rStyle w:val="VerbatimChar"/>
-        </w:rPr>
-        <w:t xml:space="preserve">  "frequency": "Quarterly",</w:t>
-      </w:r>
-      <w:r>
-        <w:br/>
-      </w:r>
-      <w:r>
-        <w:rPr>
-          <w:rStyle w:val="VerbatimChar"/>
-        </w:rPr>
-        <w:t xml:space="preserve">  "checklistTemplate": "https://ntld.go.ke/checklists/sctlc-v3.pdf",</w:t>
-      </w:r>
-      <w:r>
-        <w:br/>
-      </w:r>
-      <w:r>
-        <w:rPr>
-          <w:rStyle w:val="VerbatimChar"/>
-        </w:rPr>
-        <w:t xml:space="preserve">  "includesPaymentClaim": true</w:t>
+        <w:t xml:space="preserve">  "vertical": "health-tb-contact-tracing",</w:t>
+      </w:r>
+      <w:r>
+        <w:br/>
+      </w:r>
+      <w:r>
+        <w:rPr>
+          <w:rStyle w:val="VerbatimChar"/>
+        </w:rPr>
+        <w:t xml:space="preserve">  "screeningType": "CONTACT_SCREENING",</w:t>
+      </w:r>
+      <w:r>
+        <w:br/>
+      </w:r>
+      <w:r>
+        <w:rPr>
+          <w:rStyle w:val="VerbatimChar"/>
+        </w:rPr>
+        <w:t xml:space="preserve">  "diseaseTarget": "Tuberculosis",</w:t>
+      </w:r>
+      <w:r>
+        <w:br/>
+      </w:r>
+      <w:r>
+        <w:rPr>
+          <w:rStyle w:val="VerbatimChar"/>
+        </w:rPr>
+        <w:t xml:space="preserve">  "contactRelationship": "HOUSEHOLD",      // HOUSEHOLD | COWORKER | CLASSMATE | FRIEND | NEIGHBOR | OTHER</w:t>
+      </w:r>
+      <w:r>
+        <w:br/>
+      </w:r>
+      <w:r>
+        <w:rPr>
+          <w:rStyle w:val="VerbatimChar"/>
+        </w:rPr>
+        <w:t xml:space="preserve">  "contactLocation": "Same household, Kibra",</w:t>
+      </w:r>
+      <w:r>
+        <w:br/>
+      </w:r>
+      <w:r>
+        <w:rPr>
+          <w:rStyle w:val="VerbatimChar"/>
+        </w:rPr>
+        <w:t xml:space="preserve">  "indexPatientUuid": "HLTH-PAT-554321",</w:t>
+      </w:r>
+      <w:r>
+        <w:br/>
+      </w:r>
+      <w:r>
+        <w:rPr>
+          <w:rStyle w:val="VerbatimChar"/>
+        </w:rPr>
+        <w:t xml:space="preserve">  "exposureWindow": { "startDate": "2026-03-15", "endDate": "2026-04-10" }</w:t>
       </w:r>
       <w:r>
         <w:br/>
@@ -13857,13 +14453,13 @@
       </w:r>
     </w:p>
     <w:bookmarkEnd w:id="71"/>
-    <w:bookmarkStart w:id="72" w:name="full-beckn-message-6"/>
+    <w:bookmarkStart w:id="72" w:name="X74195fe8f0333d0b6582d1719036348984f6517"/>
     <w:p>
       <w:pPr>
         <w:pStyle w:val="Heading4"/>
       </w:pPr>
       <w:r>
-        <w:t xml:space="preserve">Full Beckn message</w:t>
+        <w:t xml:space="preserve">Full Beckn message (one of several cascaded flows)</w:t>
       </w:r>
     </w:p>
     <w:p>
@@ -13901,34 +14497,25 @@
         <w:rPr>
           <w:rStyle w:val="VerbatimChar"/>
         </w:rPr>
-        <w:t xml:space="preserve">    "subCategory": { "code": "tb-supervision", "name": "TB Supervision" },</w:t>
-      </w:r>
-      <w:r>
-        <w:br/>
-      </w:r>
-      <w:r>
-        <w:rPr>
-          <w:rStyle w:val="VerbatimChar"/>
-        </w:rPr>
-        <w:t xml:space="preserve">    "serviceName": "Quarterly SCTLC Supervision", "serviceMode": "FACILITY_VISIT",</w:t>
-      </w:r>
-      <w:r>
-        <w:br/>
-      </w:r>
-      <w:r>
-        <w:rPr>
-          <w:rStyle w:val="VerbatimChar"/>
-        </w:rPr>
-        <w:t xml:space="preserve">    "frequency": "RECURRING",</w:t>
-      </w:r>
-      <w:r>
-        <w:br/>
-      </w:r>
-      <w:r>
-        <w:rPr>
-          <w:rStyle w:val="VerbatimChar"/>
-        </w:rPr>
-        <w:t xml:space="preserve">    "verticalAttributes": { "vertical": "health-tb-supervision", "supervisionType": "SCTLC_VISIT", "targetEntity": "FACILITY", "frequency": "Quarterly", "includesPaymentClaim": true }</w:t>
+        <w:t xml:space="preserve">    "subCategory": { "code": "tb-screening", "name": "TB Contact Screening" },</w:t>
+      </w:r>
+      <w:r>
+        <w:br/>
+      </w:r>
+      <w:r>
+        <w:rPr>
+          <w:rStyle w:val="VerbatimChar"/>
+        </w:rPr>
+        <w:t xml:space="preserve">    "serviceName": "Contact Screening — Household Exposure", "serviceMode": "ON_SITE_VISIT",</w:t>
+      </w:r>
+      <w:r>
+        <w:br/>
+      </w:r>
+      <w:r>
+        <w:rPr>
+          <w:rStyle w:val="VerbatimChar"/>
+        </w:rPr>
+        <w:t xml:space="preserve">    "verticalAttributes": { "vertical": "health-tb-contact-tracing", "contactRelationship": "HOUSEHOLD", "indexPatientUuid": "HLTH-PAT-554321" }</w:t>
       </w:r>
       <w:r>
         <w:br/>
@@ -13946,25 +14533,97 @@
         <w:rPr>
           <w:rStyle w:val="VerbatimChar"/>
         </w:rPr>
-        <w:t xml:space="preserve">  "offerAttributes": { "priceAmount": 4000, "currency": "KES", "priceUnit": "per visit", "coveredBy": "GOVERNMENT_PROGRAM" },</w:t>
-      </w:r>
-      <w:r>
-        <w:br/>
-      </w:r>
-      <w:r>
-        <w:rPr>
-          <w:rStyle w:val="VerbatimChar"/>
-        </w:rPr>
-        <w:t xml:space="preserve">  "fulfillmentAttributes": { "facilityType": "Health Centre", "providerCredentialRequired": "SCTLC", "deliveryMode": "FACILITY_VISIT", "serviceStatus": "RECORDED" },</w:t>
-      </w:r>
-      <w:r>
-        <w:br/>
-      </w:r>
-      <w:r>
-        <w:rPr>
-          <w:rStyle w:val="VerbatimChar"/>
-        </w:rPr>
-        <w:t xml:space="preserve">  "orderAttributes": { "providerCredentialId": "SCTLC-NBI-009", "recordReference": "supervision-report-2026Q2-001", "providerPaymentReceived": true, "providerAmountReceived": 4000 }</w:t>
+        <w:t xml:space="preserve">  "offerAttributes": { "priceAmount": 0, "pricingModel": "FREE", "isFreeAtPointOfCare": true },</w:t>
+      </w:r>
+      <w:r>
+        <w:br/>
+      </w:r>
+      <w:r>
+        <w:rPr>
+          <w:rStyle w:val="VerbatimChar"/>
+        </w:rPr>
+        <w:t xml:space="preserve">  "fulfillmentAttributes": { "seekerLocation": { "county": "Nairobi", "subCounty": "Kibra" }, "providerCredentialRequired": "CHP", "deliveryMode": "HOME_VISIT", "serviceStatus": "CONFIRMED" },</w:t>
+      </w:r>
+      <w:r>
+        <w:br/>
+      </w:r>
+      <w:r>
+        <w:rPr>
+          <w:rStyle w:val="VerbatimChar"/>
+        </w:rPr>
+        <w:t xml:space="preserve">  "orderAttributes": {</w:t>
+      </w:r>
+      <w:r>
+        <w:br/>
+      </w:r>
+      <w:r>
+        <w:rPr>
+          <w:rStyle w:val="VerbatimChar"/>
+        </w:rPr>
+        <w:t xml:space="preserve">    "seekerUuid": "HLTH-PAT-665543",</w:t>
+      </w:r>
+      <w:r>
+        <w:br/>
+      </w:r>
+      <w:r>
+        <w:rPr>
+          <w:rStyle w:val="VerbatimChar"/>
+        </w:rPr>
+        <w:t xml:space="preserve">    "initiationMode": "SYSTEM_INITIATED",</w:t>
+      </w:r>
+      <w:r>
+        <w:br/>
+      </w:r>
+      <w:r>
+        <w:rPr>
+          <w:rStyle w:val="VerbatimChar"/>
+        </w:rPr>
+        <w:t xml:space="preserve">    "triggerFlowId": "FLW-8829-tb-554321-initial",</w:t>
+      </w:r>
+      <w:r>
+        <w:br/>
+      </w:r>
+      <w:r>
+        <w:rPr>
+          <w:rStyle w:val="VerbatimChar"/>
+        </w:rPr>
+        <w:t xml:space="preserve">    "triggerReason": "CONTACT_OF_POSITIVE",</w:t>
+      </w:r>
+      <w:r>
+        <w:br/>
+      </w:r>
+      <w:r>
+        <w:rPr>
+          <w:rStyle w:val="VerbatimChar"/>
+        </w:rPr>
+        <w:t xml:space="preserve">    "batchId": "b7a3e1f0-kibra-contacts-554321",</w:t>
+      </w:r>
+      <w:r>
+        <w:br/>
+      </w:r>
+      <w:r>
+        <w:rPr>
+          <w:rStyle w:val="VerbatimChar"/>
+        </w:rPr>
+        <w:t xml:space="preserve">    "batchType": "CONTACT_TRACING_SESSION",</w:t>
+      </w:r>
+      <w:r>
+        <w:br/>
+      </w:r>
+      <w:r>
+        <w:rPr>
+          <w:rStyle w:val="VerbatimChar"/>
+        </w:rPr>
+        <w:t xml:space="preserve">    "consentGiven": true, "consentTimestamp": "2026-04-14T10:30:00Z"</w:t>
+      </w:r>
+      <w:r>
+        <w:br/>
+      </w:r>
+      <w:r>
+        <w:rPr>
+          <w:rStyle w:val="VerbatimChar"/>
+        </w:rPr>
+        <w:t xml:space="preserve">  }</w:t>
       </w:r>
       <w:r>
         <w:br/>
@@ -13978,7 +14637,7 @@
     </w:p>
     <w:bookmarkEnd w:id="72"/>
     <w:bookmarkEnd w:id="73"/>
-    <w:bookmarkStart w:id="76" w:name="vert-advisory-tb"/>
+    <w:bookmarkStart w:id="76" w:name="vert-tb-treatment"/>
     <w:p>
       <w:pPr>
         <w:pStyle w:val="FirstParagraph"/>
@@ -13990,7 +14649,7 @@
         <w:t xml:space="preserve"> </w:t>
       </w:r>
       <w:r>
-        <w:t xml:space="preserve">advisory-health-tb</w:t>
+        <w:t xml:space="preserve">health-tb-treatment</w:t>
       </w:r>
     </w:p>
     <w:p>
@@ -13998,10 +14657,10 @@
         <w:pStyle w:val="BodyText"/>
       </w:pPr>
       <w:r>
-        <w:t xml:space="preserve">TB awareness, adherence education, side-effects management content. Discover-only.</w:t>
-      </w:r>
-    </w:p>
-    <w:bookmarkStart w:id="74" w:name="verticalattributes-shape-9"/>
+        <w:t xml:space="preserve">DSTB / DRTB / TPT regimens with adherence tracking and adverse-event reporting.</w:t>
+      </w:r>
+    </w:p>
+    <w:bookmarkStart w:id="74" w:name="verticalattributes-shape-8"/>
     <w:p>
       <w:pPr>
         <w:pStyle w:val="Heading4"/>
@@ -14027,43 +14686,70 @@
         <w:rPr>
           <w:rStyle w:val="VerbatimChar"/>
         </w:rPr>
-        <w:t xml:space="preserve">  "vertical": "advisory-health-tb",</w:t>
-      </w:r>
-      <w:r>
-        <w:br/>
-      </w:r>
-      <w:r>
-        <w:rPr>
-          <w:rStyle w:val="VerbatimChar"/>
-        </w:rPr>
-        <w:t xml:space="preserve">  "topic": "TB Awareness",</w:t>
-      </w:r>
-      <w:r>
-        <w:br/>
-      </w:r>
-      <w:r>
-        <w:rPr>
-          <w:rStyle w:val="VerbatimChar"/>
-        </w:rPr>
-        <w:t xml:space="preserve">  "subTopic": "Adherence importance",</w:t>
-      </w:r>
-      <w:r>
-        <w:br/>
-      </w:r>
-      <w:r>
-        <w:rPr>
-          <w:rStyle w:val="VerbatimChar"/>
-        </w:rPr>
-        <w:t xml:space="preserve">  "targetAudience": "Recently diagnosed TB patients",</w:t>
-      </w:r>
-      <w:r>
-        <w:br/>
-      </w:r>
-      <w:r>
-        <w:rPr>
-          <w:rStyle w:val="VerbatimChar"/>
-        </w:rPr>
-        <w:t xml:space="preserve">  "sourceProvider": "Google Content API"</w:t>
+        <w:t xml:space="preserve">  "vertical": "health-tb-treatment",</w:t>
+      </w:r>
+      <w:r>
+        <w:br/>
+      </w:r>
+      <w:r>
+        <w:rPr>
+          <w:rStyle w:val="VerbatimChar"/>
+        </w:rPr>
+        <w:t xml:space="preserve">  "treatmentType": "DSTB",</w:t>
+      </w:r>
+      <w:r>
+        <w:br/>
+      </w:r>
+      <w:r>
+        <w:rPr>
+          <w:rStyle w:val="VerbatimChar"/>
+        </w:rPr>
+        <w:t xml:space="preserve">  "regimenName": "2HRZE/4HR",</w:t>
+      </w:r>
+      <w:r>
+        <w:br/>
+      </w:r>
+      <w:r>
+        <w:rPr>
+          <w:rStyle w:val="VerbatimChar"/>
+        </w:rPr>
+        <w:t xml:space="preserve">  "treatmentDurationDays": 180,</w:t>
+      </w:r>
+      <w:r>
+        <w:br/>
+      </w:r>
+      <w:r>
+        <w:rPr>
+          <w:rStyle w:val="VerbatimChar"/>
+        </w:rPr>
+        <w:t xml:space="preserve">  "frequency": "Daily DOT",</w:t>
+      </w:r>
+      <w:r>
+        <w:br/>
+      </w:r>
+      <w:r>
+        <w:rPr>
+          <w:rStyle w:val="VerbatimChar"/>
+        </w:rPr>
+        <w:t xml:space="preserve">  "monitoring": ["Sputum culture", "Liver function"],</w:t>
+      </w:r>
+      <w:r>
+        <w:br/>
+      </w:r>
+      <w:r>
+        <w:rPr>
+          <w:rStyle w:val="VerbatimChar"/>
+        </w:rPr>
+        <w:t xml:space="preserve">  "adherenceTracking": true,</w:t>
+      </w:r>
+      <w:r>
+        <w:br/>
+      </w:r>
+      <w:r>
+        <w:rPr>
+          <w:rStyle w:val="VerbatimChar"/>
+        </w:rPr>
+        <w:t xml:space="preserve">  "adverseEventReporting": true</w:t>
       </w:r>
       <w:r>
         <w:br/>
@@ -14076,13 +14762,13 @@
       </w:r>
     </w:p>
     <w:bookmarkEnd w:id="74"/>
-    <w:bookmarkStart w:id="75" w:name="full-beckn-message-on_discover-1"/>
+    <w:bookmarkStart w:id="75" w:name="full-beckn-message-5"/>
     <w:p>
       <w:pPr>
         <w:pStyle w:val="Heading4"/>
       </w:pPr>
       <w:r>
-        <w:t xml:space="preserve">Full Beckn message (on_discover)</w:t>
+        <w:t xml:space="preserve">Full Beckn message</w:t>
       </w:r>
     </w:p>
     <w:p>
@@ -14102,7 +14788,7 @@
         <w:rPr>
           <w:rStyle w:val="VerbatimChar"/>
         </w:rPr>
-        <w:t xml:space="preserve">  "context": { "domain": "health-services", "action": "on_discover" },</w:t>
+        <w:t xml:space="preserve">  "context": { "domain": "health-services", "action": "on_confirm" },</w:t>
       </w:r>
       <w:r>
         <w:br/>
@@ -14120,52 +14806,34 @@
         <w:rPr>
           <w:rStyle w:val="VerbatimChar"/>
         </w:rPr>
-        <w:t xml:space="preserve">    "subCategory": { "code": "post-tb-care", "name": "Post-TB Care" },</w:t>
-      </w:r>
-      <w:r>
-        <w:br/>
-      </w:r>
-      <w:r>
-        <w:rPr>
-          <w:rStyle w:val="VerbatimChar"/>
-        </w:rPr>
-        <w:t xml:space="preserve">    "serviceName": "Why TB adherence matters", "serviceMode": "DIGITAL",</w:t>
-      </w:r>
-      <w:r>
-        <w:br/>
-      </w:r>
-      <w:r>
-        <w:rPr>
-          <w:rStyle w:val="VerbatimChar"/>
-        </w:rPr>
-        <w:t xml:space="preserve">    "contentType": "VIDEO", "contentUrl": "https://cdn.example/tb-adherence.mp4", "contentDuration": "PT4M30S",</w:t>
-      </w:r>
-      <w:r>
-        <w:br/>
-      </w:r>
-      <w:r>
-        <w:rPr>
-          <w:rStyle w:val="VerbatimChar"/>
-        </w:rPr>
-        <w:t xml:space="preserve">    "targetBeneficiary": "Recently diagnosed TB patients",</w:t>
-      </w:r>
-      <w:r>
-        <w:br/>
-      </w:r>
-      <w:r>
-        <w:rPr>
-          <w:rStyle w:val="VerbatimChar"/>
-        </w:rPr>
-        <w:t xml:space="preserve">    "availableLanguages": ["en", "sw"],</w:t>
-      </w:r>
-      <w:r>
-        <w:br/>
-      </w:r>
-      <w:r>
-        <w:rPr>
-          <w:rStyle w:val="VerbatimChar"/>
-        </w:rPr>
-        <w:t xml:space="preserve">    "verticalAttributes": { "vertical": "advisory-health-tb", "topic": "TB Awareness", "subTopic": "Adherence importance", "sourceProvider": "Google Content API" }</w:t>
+        <w:t xml:space="preserve">    "subCategory": { "code": "tb-treatment", "name": "TB Treatment" },</w:t>
+      </w:r>
+      <w:r>
+        <w:br/>
+      </w:r>
+      <w:r>
+        <w:rPr>
+          <w:rStyle w:val="VerbatimChar"/>
+        </w:rPr>
+        <w:t xml:space="preserve">    "serviceName": "DSTB Regimen 2HRZE/4HR", "serviceMode": "FACILITY_VISIT",</w:t>
+      </w:r>
+      <w:r>
+        <w:br/>
+      </w:r>
+      <w:r>
+        <w:rPr>
+          <w:rStyle w:val="VerbatimChar"/>
+        </w:rPr>
+        <w:t xml:space="preserve">    "duration": "P180D", "frequency": "RECURRING",</w:t>
+      </w:r>
+      <w:r>
+        <w:br/>
+      </w:r>
+      <w:r>
+        <w:rPr>
+          <w:rStyle w:val="VerbatimChar"/>
+        </w:rPr>
+        <w:t xml:space="preserve">    "verticalAttributes": { "vertical": "health-tb-treatment", "treatmentType": "DSTB", "regimenName": "2HRZE/4HR", "treatmentDurationDays": 180 }</w:t>
       </w:r>
       <w:r>
         <w:br/>
@@ -14183,16 +14851,25 @@
         <w:rPr>
           <w:rStyle w:val="VerbatimChar"/>
         </w:rPr>
-        <w:t xml:space="preserve">  "offerAttributes": { "priceAmount": 0, "pricingModel": "FREE", "isFreeAtPointOfCare": true },</w:t>
-      </w:r>
-      <w:r>
-        <w:br/>
-      </w:r>
-      <w:r>
-        <w:rPr>
-          <w:rStyle w:val="VerbatimChar"/>
-        </w:rPr>
-        <w:t xml:space="preserve">  "fulfillmentAttributes": { "deliveryMode": "DIGITAL", "serviceStatus": "DELIVERED" }</w:t>
+        <w:t xml:space="preserve">  "offerAttributes": { "priceAmount": 0, "pricingModel": "FREE", "isFreeAtPointOfCare": true, "coveredBy": "GOVERNMENT_PROGRAM" },</w:t>
+      </w:r>
+      <w:r>
+        <w:br/>
+      </w:r>
+      <w:r>
+        <w:rPr>
+          <w:rStyle w:val="VerbatimChar"/>
+        </w:rPr>
+        <w:t xml:space="preserve">  "fulfillmentAttributes": { "seekerLocation": { "county": "Nairobi", "subCounty": "Kibra" }, "providerCredentialRequired": "Clinical Officer", "deliveryMode": "FACILITY_VISIT", "serviceStatus": "RECORDED", "followUpRequired": true },</w:t>
+      </w:r>
+      <w:r>
+        <w:br/>
+      </w:r>
+      <w:r>
+        <w:rPr>
+          <w:rStyle w:val="VerbatimChar"/>
+        </w:rPr>
+        <w:t xml:space="preserve">  "orderAttributes": { "seekerUuid": "HLTH-PAT-554321", "outcomeRecorded": true, "outcomeType": "TREATMENT_COMPLETED", "adverseEventReported": true, "adverseEventDetails": { "eventType": "Hepatotoxicity", "severity": "MODERATE", "action": "Regimen modified", "outcome": "Resolved" } }</w:t>
       </w:r>
       <w:r>
         <w:br/>
@@ -14206,8 +14883,464 @@
     </w:p>
     <w:bookmarkEnd w:id="75"/>
     <w:bookmarkEnd w:id="76"/>
+    <w:bookmarkStart w:id="79" w:name="vert-tb-supervision"/>
+    <w:p>
+      <w:pPr>
+        <w:pStyle w:val="FirstParagraph"/>
+      </w:pPr>
+      <w:r>
+        <w:t xml:space="preserve">health-services</w:t>
+      </w:r>
+      <w:r>
+        <w:t xml:space="preserve"> </w:t>
+      </w:r>
+      <w:r>
+        <w:t xml:space="preserve">health-tb-supervision</w:t>
+      </w:r>
+    </w:p>
+    <w:p>
+      <w:pPr>
+        <w:pStyle w:val="BodyText"/>
+      </w:pPr>
+      <w:r>
+        <w:t xml:space="preserve">SCTLC / CTLC supervision visits, data-quality audits, mortality audits, mentorship. Seeker is the facility / programme; provider is the supervisor.</w:t>
+      </w:r>
+    </w:p>
+    <w:bookmarkStart w:id="77" w:name="verticalattributes-shape-9"/>
+    <w:p>
+      <w:pPr>
+        <w:pStyle w:val="Heading4"/>
+      </w:pPr>
+      <w:r>
+        <w:t xml:space="preserve">verticalAttributes shape</w:t>
+      </w:r>
+    </w:p>
+    <w:p>
+      <w:pPr>
+        <w:pStyle w:val="SourceCode"/>
+      </w:pPr>
+      <w:r>
+        <w:rPr>
+          <w:rStyle w:val="VerbatimChar"/>
+        </w:rPr>
+        <w:t xml:space="preserve">{</w:t>
+      </w:r>
+      <w:r>
+        <w:br/>
+      </w:r>
+      <w:r>
+        <w:rPr>
+          <w:rStyle w:val="VerbatimChar"/>
+        </w:rPr>
+        <w:t xml:space="preserve">  "vertical": "health-tb-supervision",</w:t>
+      </w:r>
+      <w:r>
+        <w:br/>
+      </w:r>
+      <w:r>
+        <w:rPr>
+          <w:rStyle w:val="VerbatimChar"/>
+        </w:rPr>
+        <w:t xml:space="preserve">  "supervisionType": "SCTLC_VISIT",</w:t>
+      </w:r>
+      <w:r>
+        <w:br/>
+      </w:r>
+      <w:r>
+        <w:rPr>
+          <w:rStyle w:val="VerbatimChar"/>
+        </w:rPr>
+        <w:t xml:space="preserve">  "targetEntity": "FACILITY",</w:t>
+      </w:r>
+      <w:r>
+        <w:br/>
+      </w:r>
+      <w:r>
+        <w:rPr>
+          <w:rStyle w:val="VerbatimChar"/>
+        </w:rPr>
+        <w:t xml:space="preserve">  "frequency": "Quarterly",</w:t>
+      </w:r>
+      <w:r>
+        <w:br/>
+      </w:r>
+      <w:r>
+        <w:rPr>
+          <w:rStyle w:val="VerbatimChar"/>
+        </w:rPr>
+        <w:t xml:space="preserve">  "checklistTemplate": "https://ntld.go.ke/checklists/sctlc-v3.pdf",</w:t>
+      </w:r>
+      <w:r>
+        <w:br/>
+      </w:r>
+      <w:r>
+        <w:rPr>
+          <w:rStyle w:val="VerbatimChar"/>
+        </w:rPr>
+        <w:t xml:space="preserve">  "includesPaymentClaim": true</w:t>
+      </w:r>
+      <w:r>
+        <w:br/>
+      </w:r>
+      <w:r>
+        <w:rPr>
+          <w:rStyle w:val="VerbatimChar"/>
+        </w:rPr>
+        <w:t xml:space="preserve">}</w:t>
+      </w:r>
+    </w:p>
     <w:bookmarkEnd w:id="77"/>
-    <w:bookmarkStart w:id="78" w:name="beckn-mapping"/>
+    <w:bookmarkStart w:id="78" w:name="full-beckn-message-6"/>
+    <w:p>
+      <w:pPr>
+        <w:pStyle w:val="Heading4"/>
+      </w:pPr>
+      <w:r>
+        <w:t xml:space="preserve">Full Beckn message</w:t>
+      </w:r>
+    </w:p>
+    <w:p>
+      <w:pPr>
+        <w:pStyle w:val="SourceCode"/>
+      </w:pPr>
+      <w:r>
+        <w:rPr>
+          <w:rStyle w:val="VerbatimChar"/>
+        </w:rPr>
+        <w:t xml:space="preserve">{</w:t>
+      </w:r>
+      <w:r>
+        <w:br/>
+      </w:r>
+      <w:r>
+        <w:rPr>
+          <w:rStyle w:val="VerbatimChar"/>
+        </w:rPr>
+        <w:t xml:space="preserve">  "context": { "domain": "health-services", "action": "on_confirm" },</w:t>
+      </w:r>
+      <w:r>
+        <w:br/>
+      </w:r>
+      <w:r>
+        <w:rPr>
+          <w:rStyle w:val="VerbatimChar"/>
+        </w:rPr>
+        <w:t xml:space="preserve">  "itemAttributes": {</w:t>
+      </w:r>
+      <w:r>
+        <w:br/>
+      </w:r>
+      <w:r>
+        <w:rPr>
+          <w:rStyle w:val="VerbatimChar"/>
+        </w:rPr>
+        <w:t xml:space="preserve">    "subCategory": { "code": "tb-supervision", "name": "TB Supervision" },</w:t>
+      </w:r>
+      <w:r>
+        <w:br/>
+      </w:r>
+      <w:r>
+        <w:rPr>
+          <w:rStyle w:val="VerbatimChar"/>
+        </w:rPr>
+        <w:t xml:space="preserve">    "serviceName": "Quarterly SCTLC Supervision", "serviceMode": "FACILITY_VISIT",</w:t>
+      </w:r>
+      <w:r>
+        <w:br/>
+      </w:r>
+      <w:r>
+        <w:rPr>
+          <w:rStyle w:val="VerbatimChar"/>
+        </w:rPr>
+        <w:t xml:space="preserve">    "frequency": "RECURRING",</w:t>
+      </w:r>
+      <w:r>
+        <w:br/>
+      </w:r>
+      <w:r>
+        <w:rPr>
+          <w:rStyle w:val="VerbatimChar"/>
+        </w:rPr>
+        <w:t xml:space="preserve">    "verticalAttributes": { "vertical": "health-tb-supervision", "supervisionType": "SCTLC_VISIT", "targetEntity": "FACILITY", "frequency": "Quarterly", "includesPaymentClaim": true }</w:t>
+      </w:r>
+      <w:r>
+        <w:br/>
+      </w:r>
+      <w:r>
+        <w:rPr>
+          <w:rStyle w:val="VerbatimChar"/>
+        </w:rPr>
+        <w:t xml:space="preserve">  },</w:t>
+      </w:r>
+      <w:r>
+        <w:br/>
+      </w:r>
+      <w:r>
+        <w:rPr>
+          <w:rStyle w:val="VerbatimChar"/>
+        </w:rPr>
+        <w:t xml:space="preserve">  "offerAttributes": { "priceAmount": 4000, "currency": "KES", "priceUnit": "per visit", "coveredBy": "GOVERNMENT_PROGRAM" },</w:t>
+      </w:r>
+      <w:r>
+        <w:br/>
+      </w:r>
+      <w:r>
+        <w:rPr>
+          <w:rStyle w:val="VerbatimChar"/>
+        </w:rPr>
+        <w:t xml:space="preserve">  "fulfillmentAttributes": { "facilityType": "Health Centre", "providerCredentialRequired": "SCTLC", "deliveryMode": "FACILITY_VISIT", "serviceStatus": "RECORDED" },</w:t>
+      </w:r>
+      <w:r>
+        <w:br/>
+      </w:r>
+      <w:r>
+        <w:rPr>
+          <w:rStyle w:val="VerbatimChar"/>
+        </w:rPr>
+        <w:t xml:space="preserve">  "orderAttributes": { "providerCredentialId": "SCTLC-NBI-009", "recordReference": "supervision-report-2026Q2-001", "providerPaymentReceived": true, "providerAmountReceived": 4000 }</w:t>
+      </w:r>
+      <w:r>
+        <w:br/>
+      </w:r>
+      <w:r>
+        <w:rPr>
+          <w:rStyle w:val="VerbatimChar"/>
+        </w:rPr>
+        <w:t xml:space="preserve">}</w:t>
+      </w:r>
+    </w:p>
+    <w:bookmarkEnd w:id="78"/>
+    <w:bookmarkEnd w:id="79"/>
+    <w:bookmarkStart w:id="82" w:name="vert-advisory-tb"/>
+    <w:p>
+      <w:pPr>
+        <w:pStyle w:val="FirstParagraph"/>
+      </w:pPr>
+      <w:r>
+        <w:t xml:space="preserve">health-services</w:t>
+      </w:r>
+      <w:r>
+        <w:t xml:space="preserve"> </w:t>
+      </w:r>
+      <w:r>
+        <w:t xml:space="preserve">advisory-health-tb</w:t>
+      </w:r>
+    </w:p>
+    <w:p>
+      <w:pPr>
+        <w:pStyle w:val="BodyText"/>
+      </w:pPr>
+      <w:r>
+        <w:t xml:space="preserve">TB awareness, adherence education, side-effects management content. Discover-only.</w:t>
+      </w:r>
+    </w:p>
+    <w:bookmarkStart w:id="80" w:name="verticalattributes-shape-10"/>
+    <w:p>
+      <w:pPr>
+        <w:pStyle w:val="Heading4"/>
+      </w:pPr>
+      <w:r>
+        <w:t xml:space="preserve">verticalAttributes shape</w:t>
+      </w:r>
+    </w:p>
+    <w:p>
+      <w:pPr>
+        <w:pStyle w:val="SourceCode"/>
+      </w:pPr>
+      <w:r>
+        <w:rPr>
+          <w:rStyle w:val="VerbatimChar"/>
+        </w:rPr>
+        <w:t xml:space="preserve">{</w:t>
+      </w:r>
+      <w:r>
+        <w:br/>
+      </w:r>
+      <w:r>
+        <w:rPr>
+          <w:rStyle w:val="VerbatimChar"/>
+        </w:rPr>
+        <w:t xml:space="preserve">  "vertical": "advisory-health-tb",</w:t>
+      </w:r>
+      <w:r>
+        <w:br/>
+      </w:r>
+      <w:r>
+        <w:rPr>
+          <w:rStyle w:val="VerbatimChar"/>
+        </w:rPr>
+        <w:t xml:space="preserve">  "topic": "TB Awareness",</w:t>
+      </w:r>
+      <w:r>
+        <w:br/>
+      </w:r>
+      <w:r>
+        <w:rPr>
+          <w:rStyle w:val="VerbatimChar"/>
+        </w:rPr>
+        <w:t xml:space="preserve">  "subTopic": "Adherence importance",</w:t>
+      </w:r>
+      <w:r>
+        <w:br/>
+      </w:r>
+      <w:r>
+        <w:rPr>
+          <w:rStyle w:val="VerbatimChar"/>
+        </w:rPr>
+        <w:t xml:space="preserve">  "targetAudience": "Recently diagnosed TB patients",</w:t>
+      </w:r>
+      <w:r>
+        <w:br/>
+      </w:r>
+      <w:r>
+        <w:rPr>
+          <w:rStyle w:val="VerbatimChar"/>
+        </w:rPr>
+        <w:t xml:space="preserve">  "sourceProvider": "Google Content API"</w:t>
+      </w:r>
+      <w:r>
+        <w:br/>
+      </w:r>
+      <w:r>
+        <w:rPr>
+          <w:rStyle w:val="VerbatimChar"/>
+        </w:rPr>
+        <w:t xml:space="preserve">}</w:t>
+      </w:r>
+    </w:p>
+    <w:bookmarkEnd w:id="80"/>
+    <w:bookmarkStart w:id="81" w:name="full-beckn-message-on_discover-1"/>
+    <w:p>
+      <w:pPr>
+        <w:pStyle w:val="Heading4"/>
+      </w:pPr>
+      <w:r>
+        <w:t xml:space="preserve">Full Beckn message (on_discover)</w:t>
+      </w:r>
+    </w:p>
+    <w:p>
+      <w:pPr>
+        <w:pStyle w:val="SourceCode"/>
+      </w:pPr>
+      <w:r>
+        <w:rPr>
+          <w:rStyle w:val="VerbatimChar"/>
+        </w:rPr>
+        <w:t xml:space="preserve">{</w:t>
+      </w:r>
+      <w:r>
+        <w:br/>
+      </w:r>
+      <w:r>
+        <w:rPr>
+          <w:rStyle w:val="VerbatimChar"/>
+        </w:rPr>
+        <w:t xml:space="preserve">  "context": { "domain": "health-services", "action": "on_discover" },</w:t>
+      </w:r>
+      <w:r>
+        <w:br/>
+      </w:r>
+      <w:r>
+        <w:rPr>
+          <w:rStyle w:val="VerbatimChar"/>
+        </w:rPr>
+        <w:t xml:space="preserve">  "itemAttributes": {</w:t>
+      </w:r>
+      <w:r>
+        <w:br/>
+      </w:r>
+      <w:r>
+        <w:rPr>
+          <w:rStyle w:val="VerbatimChar"/>
+        </w:rPr>
+        <w:t xml:space="preserve">    "subCategory": { "code": "post-tb-care", "name": "Post-TB Care" },</w:t>
+      </w:r>
+      <w:r>
+        <w:br/>
+      </w:r>
+      <w:r>
+        <w:rPr>
+          <w:rStyle w:val="VerbatimChar"/>
+        </w:rPr>
+        <w:t xml:space="preserve">    "serviceName": "Why TB adherence matters", "serviceMode": "DIGITAL",</w:t>
+      </w:r>
+      <w:r>
+        <w:br/>
+      </w:r>
+      <w:r>
+        <w:rPr>
+          <w:rStyle w:val="VerbatimChar"/>
+        </w:rPr>
+        <w:t xml:space="preserve">    "contentType": "VIDEO", "contentUrl": "https://cdn.example/tb-adherence.mp4", "contentDuration": "PT4M30S",</w:t>
+      </w:r>
+      <w:r>
+        <w:br/>
+      </w:r>
+      <w:r>
+        <w:rPr>
+          <w:rStyle w:val="VerbatimChar"/>
+        </w:rPr>
+        <w:t xml:space="preserve">    "targetBeneficiary": "Recently diagnosed TB patients",</w:t>
+      </w:r>
+      <w:r>
+        <w:br/>
+      </w:r>
+      <w:r>
+        <w:rPr>
+          <w:rStyle w:val="VerbatimChar"/>
+        </w:rPr>
+        <w:t xml:space="preserve">    "availableLanguages": ["en", "sw"],</w:t>
+      </w:r>
+      <w:r>
+        <w:br/>
+      </w:r>
+      <w:r>
+        <w:rPr>
+          <w:rStyle w:val="VerbatimChar"/>
+        </w:rPr>
+        <w:t xml:space="preserve">    "verticalAttributes": { "vertical": "advisory-health-tb", "topic": "TB Awareness", "subTopic": "Adherence importance", "sourceProvider": "Google Content API" }</w:t>
+      </w:r>
+      <w:r>
+        <w:br/>
+      </w:r>
+      <w:r>
+        <w:rPr>
+          <w:rStyle w:val="VerbatimChar"/>
+        </w:rPr>
+        <w:t xml:space="preserve">  },</w:t>
+      </w:r>
+      <w:r>
+        <w:br/>
+      </w:r>
+      <w:r>
+        <w:rPr>
+          <w:rStyle w:val="VerbatimChar"/>
+        </w:rPr>
+        <w:t xml:space="preserve">  "offerAttributes": { "priceAmount": 0, "pricingModel": "FREE", "isFreeAtPointOfCare": true },</w:t>
+      </w:r>
+      <w:r>
+        <w:br/>
+      </w:r>
+      <w:r>
+        <w:rPr>
+          <w:rStyle w:val="VerbatimChar"/>
+        </w:rPr>
+        <w:t xml:space="preserve">  "fulfillmentAttributes": { "deliveryMode": "DIGITAL", "serviceStatus": "DELIVERED" }</w:t>
+      </w:r>
+      <w:r>
+        <w:br/>
+      </w:r>
+      <w:r>
+        <w:rPr>
+          <w:rStyle w:val="VerbatimChar"/>
+        </w:rPr>
+        <w:t xml:space="preserve">}</w:t>
+      </w:r>
+    </w:p>
+    <w:bookmarkEnd w:id="81"/>
+    <w:bookmarkEnd w:id="82"/>
+    <w:bookmarkEnd w:id="83"/>
+    <w:bookmarkStart w:id="84" w:name="beckn-mapping"/>
     <w:p>
       <w:pPr>
         <w:pStyle w:val="Heading2"/>
@@ -14495,8 +15628,8 @@
         <w:t xml:space="preserve">to dispatch vertical-specific logic.</w:t>
       </w:r>
     </w:p>
-    <w:bookmarkEnd w:id="78"/>
-    <w:bookmarkStart w:id="79" w:name="add-vertical"/>
+    <w:bookmarkEnd w:id="84"/>
+    <w:bookmarkStart w:id="85" w:name="add-vertical"/>
     <w:p>
       <w:pPr>
         <w:pStyle w:val="Heading2"/>
@@ -14822,8 +15955,8 @@
         <w:t xml:space="preserve">Existing integrations keep working. Only consumers that want to read / write the new vertical's fields need updates.</w:t>
       </w:r>
     </w:p>
-    <w:bookmarkEnd w:id="79"/>
-    <w:bookmarkStart w:id="80" w:name="domain-guide"/>
+    <w:bookmarkEnd w:id="85"/>
+    <w:bookmarkStart w:id="86" w:name="domain-guide"/>
     <w:p>
       <w:pPr>
         <w:pStyle w:val="Heading2"/>
@@ -15184,7 +16317,7 @@
               <w:pStyle w:val="Compact"/>
             </w:pPr>
             <w:r>
-              <w:t xml:space="preserve">Patient on DSTB / DRTB / TPT regimen</w:t>
+              <w:t xml:space="preserve">CHP conducts community screening (Active Case Finding)</w:t>
             </w:r>
           </w:p>
         </w:tc>
@@ -15212,7 +16345,7 @@
               <w:rPr>
                 <w:rStyle w:val="VerbatimChar"/>
               </w:rPr>
-              <w:t xml:space="preserve">health-tb-treatment</w:t>
+              <w:t xml:space="preserve">health-tb-acf</w:t>
             </w:r>
           </w:p>
         </w:tc>
@@ -15225,7 +16358,7 @@
               <w:pStyle w:val="Compact"/>
             </w:pPr>
             <w:r>
-              <w:t xml:space="preserve">SCTLC / CTLC visits facility for supervision</w:t>
+              <w:t xml:space="preserve">Contact of positive patient is screened (cascaded)</w:t>
             </w:r>
           </w:p>
         </w:tc>
@@ -15253,7 +16386,7 @@
               <w:rPr>
                 <w:rStyle w:val="VerbatimChar"/>
               </w:rPr>
-              <w:t xml:space="preserve">health-tb-supervision</w:t>
+              <w:t xml:space="preserve">health-tb-contact-tracing</w:t>
             </w:r>
           </w:p>
         </w:tc>
@@ -15266,6 +16399,88 @@
               <w:pStyle w:val="Compact"/>
             </w:pPr>
             <w:r>
+              <w:t xml:space="preserve">Patient on DSTB / DRTB / TPT regimen</w:t>
+            </w:r>
+          </w:p>
+        </w:tc>
+        <w:tc>
+          <w:tcPr/>
+          <w:p>
+            <w:pPr>
+              <w:pStyle w:val="Compact"/>
+            </w:pPr>
+            <w:r>
+              <w:rPr>
+                <w:rStyle w:val="VerbatimChar"/>
+              </w:rPr>
+              <w:t xml:space="preserve">health-services</w:t>
+            </w:r>
+          </w:p>
+        </w:tc>
+        <w:tc>
+          <w:tcPr/>
+          <w:p>
+            <w:pPr>
+              <w:pStyle w:val="Compact"/>
+            </w:pPr>
+            <w:r>
+              <w:rPr>
+                <w:rStyle w:val="VerbatimChar"/>
+              </w:rPr>
+              <w:t xml:space="preserve">health-tb-treatment</w:t>
+            </w:r>
+          </w:p>
+        </w:tc>
+      </w:tr>
+      <w:tr>
+        <w:tc>
+          <w:tcPr/>
+          <w:p>
+            <w:pPr>
+              <w:pStyle w:val="Compact"/>
+            </w:pPr>
+            <w:r>
+              <w:t xml:space="preserve">SCTLC / CTLC visits facility for supervision</w:t>
+            </w:r>
+          </w:p>
+        </w:tc>
+        <w:tc>
+          <w:tcPr/>
+          <w:p>
+            <w:pPr>
+              <w:pStyle w:val="Compact"/>
+            </w:pPr>
+            <w:r>
+              <w:rPr>
+                <w:rStyle w:val="VerbatimChar"/>
+              </w:rPr>
+              <w:t xml:space="preserve">health-services</w:t>
+            </w:r>
+          </w:p>
+        </w:tc>
+        <w:tc>
+          <w:tcPr/>
+          <w:p>
+            <w:pPr>
+              <w:pStyle w:val="Compact"/>
+            </w:pPr>
+            <w:r>
+              <w:rPr>
+                <w:rStyle w:val="VerbatimChar"/>
+              </w:rPr>
+              <w:t xml:space="preserve">health-tb-supervision</w:t>
+            </w:r>
+          </w:p>
+        </w:tc>
+      </w:tr>
+      <w:tr>
+        <w:tc>
+          <w:tcPr/>
+          <w:p>
+            <w:pPr>
+              <w:pStyle w:val="Compact"/>
+            </w:pPr>
+            <w:r>
               <w:t xml:space="preserve">Patient receives TB awareness / adherence content</w:t>
             </w:r>
           </w:p>
@@ -15342,8 +16557,8 @@
         <w:t xml:space="preserve">.</w:t>
       </w:r>
     </w:p>
-    <w:bookmarkEnd w:id="80"/>
-    <w:bookmarkStart w:id="81" w:name="openapi-full"/>
+    <w:bookmarkEnd w:id="86"/>
+    <w:bookmarkStart w:id="87" w:name="openapi-full"/>
     <w:p>
       <w:pPr>
         <w:pStyle w:val="Heading2"/>
@@ -17470,8 +18685,8 @@
         <w:t xml:space="preserve">NFH-Kuza-Google Generic Extension Schemas v3.0.0 (Domain-Agnostic) — 4 generic schemas + 5 sub-schemas + verticalAttributes pattern — Protocol: Beckn v2.0.0 — Generated 2026-04-10</w:t>
       </w:r>
     </w:p>
-    <w:bookmarkEnd w:id="81"/>
-    <w:bookmarkEnd w:id="82"/>
+    <w:bookmarkEnd w:id="87"/>
+    <w:bookmarkEnd w:id="88"/>
     <w:sectPr>
       <w:footnotePr>
         <w:numRestart w:val="eachSect"/>
